--- a/flow/20230914_vu_template/drafts/2024-10-u/28-ПН-Терентія_Неоніли.docx
+++ b/flow/20230914_vu_template/drafts/2024-10-u/28-ПН-Терентія_Неоніли.docx
@@ -3001,7 +3001,7 @@
           <w:szCs w:val="24"/>
           <w:rtl w:val="0"/>
         </w:rPr>
-        <w:t xml:space="preserve">Виходить чоловік до свого діла,* і до своєї праці аж до вечора.</w:t>
+        <w:t>Виходить людина до свого діла,* і до своєї праці аж до вечора.</w:t>
       </w:r>
     </w:p>
     <w:p>
@@ -7630,7 +7630,7 @@
           <w:szCs w:val="24"/>
           <w:rtl w:val="0"/>
         </w:rPr>
-        <w:t xml:space="preserve">Ревнуючи стражданням Христа чоловіколюбця, Страстотерпці,* ви віддали ваші тіла на рани* і на тяжкі муки та незліченні болі,* маючи завжди перед очима божественні райські утіхи* і поживу невичерпну* та й вічну славу.* Діставши її,* моліться за тих,* що вас прославляють.</w:t>
+        <w:t>Ревнуючи стражданням Христа Людинолюбця, Страстотерпці,* ви віддали ваші тіла на рани* і на тяжкі муки та незліченні болі,* маючи завжди перед очима божественні райські утіхи* і поживу невичерпну* та й вічну славу.* Діставши її,* моліться за тих,* що вас прославляють.</w:t>
       </w:r>
     </w:p>
     <w:p>
@@ -16482,7 +16482,7 @@
           <w:szCs w:val="24"/>
           <w:rtl w:val="0"/>
         </w:rPr>
-        <w:t xml:space="preserve">Мене залічено до тих, що сходять у яму.* Я став як чоловік, що допомоги не має.</w:t>
+        <w:t>Мене залічено до тих, що сходять у яму.* Я став як людина, що допомоги не має.</w:t>
       </w:r>
     </w:p>
     <w:p>
@@ -17960,7 +17960,7 @@
           <w:szCs w:val="24"/>
           <w:rtl w:val="0"/>
         </w:rPr>
-        <w:t xml:space="preserve"> Господи, Боже наш! Ти за покаяння дарував людям відпущення, нам же, як образ пізнання і визнання гріхів, показав покаяння і прощення пророка Давида. Тож, Владико, помилуй з великої милости твоєї нас, що в чимало великих гріхів впали, і по багатстві ласк твоїх очисти беззаконня наші, бо перед тобою згрішили ми, Господи, що невідомі й таємні речі серця людського знаєш, і єдиний ти маєш владу прощати гріхи. Серце ж чисте вчини в нас і Духом владичним утверди нас, і радість спасіння твого яви нам. Не відкинь нас від лиця твого, але дозволь, як Благий і Людинолюбний, аж до останнього нашого віддиху появляти тобі жертву справедливости й приноси на святих твоїх жертовниках, милістю і ласками і людинолюбʼям єдинородного Сина твого, з яким ти є благословенний з пресвятим, добрим і животворчим твоїм Духом, нині й повсякчас, і на віки віків. Амінь.</w:t>
+        <w:t xml:space="preserve"> Господи, Боже наш! Ти за покаяння дарував людям відпущення, нам же, як образ пізнання і визнання гріхів, показав покаяння і прощення пророка Давида. Тож, Владико, помилуй з великої милости твоєї нас, що в чимало великих гріхів впали, і по багатстві ласк твоїх очисти беззаконня наші, бо перед тобою згрішили ми, Господи, що невідомі й таємні речі серця людського знаєш, і єдиний ти маєш владу прощати гріхи. Серце ж чисте вчини в нас і Духом владичним утверди нас, і радість спасіння твого яви нам. Не відкинь нас від лиця твого, але дозволь, як Благий і людинолюбний, аж до останнього нашого віддиху появляти тобі жертву справедливости й приноси на святих твоїх жертовниках, милістю і ласками і людинолюбʼям єдинородного Сина твого, з яким ти є благословенний з пресвятим, добрим і животворчим твоїм Духом, нині й повсякчас, і на віки віків. Амінь.</w:t>
       </w:r>
     </w:p>
     <w:p>
@@ -19856,7 +19856,7 @@
           <w:szCs w:val="24"/>
           <w:rtl w:val="0"/>
         </w:rPr>
-        <w:t xml:space="preserve">Ми, блудні, у беззаконнях зачаті,* не сміємо поглянути на височінь небесну,* але, маючи довір'я до чоловіколюб'я твого, кличемо:* Боже, очисти і спаси нас!</w:t>
+        <w:t>Ми, блудні, у беззаконнях зачаті,* не сміємо поглянути на височінь небесну,* але, маючи довір'я до людинаолюб'я твого, кличемо:* Боже, очисти і спаси нас!</w:t>
       </w:r>
     </w:p>
     <w:p>
@@ -20767,7 +20767,7 @@
           <w:u w:val="single"/>
           <w:rtl w:val="0"/>
         </w:rPr>
-        <w:t xml:space="preserve">[Господи, Боже наш! Ти за покаяння дарував людям відпущення, нам же, як образ пізнання і визнання гріхів, показав покаяння і прощення пророка Давида. Тож, Владико, помилуй з великої милости твоєї нас, що в чимало великих гріхів впали, і по багатстві ласк твоїх очисти беззаконня наші, бо перед тобою згрішили ми, Господи, що невідомі й таємні речі серця людського знаєш, і єдиний ти маєш владу прощати гріхи. Серце ж чисте вчини в нас і Духом владичним утверди нас, і радість спасіння твого яви нам. Не відкинь нас від лиця твого, але дозволь, як Благий і Людинолюбний, аж до останнього нашого віддиху появляти тобі жертву справедливости й приноси на святих твоїх жертовниках, милістю і ласками і людинолюбʼям єдинородного Сина твого, з яким ти є благословенний з пресвятим, добрим і животворчим твоїм Духом, нині й повсякчас, і на віки віків. Амінь.]</w:t>
+        <w:t>[Господи, Боже наш! Ти за покаяння дарував людям відпущення, нам же, як образ пізнання і визнання гріхів, показав покаяння і прощення пророка Давида. Тож, Владико, помилуй з великої милости твоєї нас, що в чимало великих гріхів впали, і по багатстві ласк твоїх очисти беззаконня наші, бо перед тобою згрішили ми, Господи, що невідомі й таємні речі серця людського знаєш, і єдиний ти маєш владу прощати гріхи. Серце ж чисте вчини в нас і Духом владичним утверди нас, і радість спасіння твого яви нам. Не відкинь нас від лиця твого, але дозволь, як Благий і людинолюбний, аж до останнього нашого віддиху появляти тобі жертву справедливости й приноси на святих твоїх жертовниках, милістю і ласками і людинолюбʼям єдинородного Сина твого, з яким ти є благословенний з пресвятим, добрим і животворчим твоїм Духом, нині й повсякчас, і на віки віків. Амінь.]</w:t>
       </w:r>
     </w:p>
     <w:p>
@@ -21130,7 +21130,7 @@
           <w:szCs w:val="24"/>
           <w:rtl w:val="0"/>
         </w:rPr>
-        <w:t xml:space="preserve">Ти Єдиний знаєш людської істоти неміч, який з милості прийняв її образ; опояши мене з висоти силою, щоб взивати до Тебе, Святий: одушевлений храме невимовної слави Твоєї, Чоловіколюбче.</w:t>
+        <w:t>Ти Єдиний знаєш людської істоти неміч, який з милості прийняв її образ; опояши мене з висоти силою, щоб взивати до Тебе, Святий: одушевлений храме невимовної слави Твоєї, Людинолюбче.</w:t>
       </w:r>
     </w:p>
     <w:p>
@@ -22197,7 +22197,7 @@
           <w:szCs w:val="24"/>
           <w:rtl w:val="0"/>
         </w:rPr>
-        <w:t xml:space="preserve">Господи, чини безплотних стоять перед престолом слави Твоєї, Чоловіколюбче, і безперестанними голосами Тебе величають; бо Ти є кріпкість їх і співання, Христе</w:t>
+        <w:t>Господи, чини безплотних стоять перед престолом слави Твоєї, Людинолюбче, і безперестанними голосами Тебе величають; бо Ти є кріпкість їх і співання, Христе</w:t>
       </w:r>
     </w:p>
     <w:p>

--- a/flow/20230914_vu_template/drafts/2024-10-u/28-ПН-Терентія_Неоніли.docx
+++ b/flow/20230914_vu_template/drafts/2024-10-u/28-ПН-Терентія_Неоніли.docx
@@ -19856,7 +19856,7 @@
           <w:szCs w:val="24"/>
           <w:rtl w:val="0"/>
         </w:rPr>
-        <w:t>Ми, блудні, у беззаконнях зачаті,* не сміємо поглянути на височінь небесну,* але, маючи довір'я до людинаолюб'я твого, кличемо:* Боже, очисти і спаси нас!</w:t>
+        <w:t>Ми, блудні, у беззаконнях зачаті,* не сміємо поглянути на височінь небесну,* але, маючи довір'я до людинолюб'я твого, кличемо:* Боже, очисти і спаси нас!</w:t>
       </w:r>
     </w:p>
     <w:p>
